--- a/livrables/lecons/appli-ia/2026-08-21_lecon-appli-ia_04_donnees-reelles-api-fichiers.docx
+++ b/livrables/lecons/appli-ia/2026-08-21_lecon-appli-ia_04_donnees-reelles-api-fichiers.docx
@@ -4825,7 +4825,7 @@
                 <w:sz w:val="20"/>
                 <w:szCs w:val="20"/>
               </w:rPr>
-              <w:t xml:space="preserve">Error: listen EADDRINUSE :::3000</w:t>
+              <w:t xml:space="preserve">Error: listen EADDRINUSE: address already in use :::3000</w:t>
             </w:r>
           </w:p>
         </w:tc>
@@ -4845,6 +4845,17 @@
                 <w:szCs w:val="20"/>
               </w:rPr>
               <w:t xml:space="preserve">Un autre processus utilise déjà le port 3000</w:t>
+            </w:r>
+            <w:r>
+              <w:rPr>
+                <w:rFonts w:ascii="Times New Roman" w:cs="Times New Roman" w:eastAsia="Times New Roman" w:hAnsi="Times New Roman"/>
+                <w:i/>
+                <w:iCs/>
+                <w:color w:val="6B7280"/>
+                <w:sz w:val="20"/>
+                <w:szCs w:val="20"/>
+              </w:rPr>
+              <w:t xml:space="preserve"> [Corrigé le 25/09/2026 : le symptôme était tronqué en « Error: listen EADDRINUSE :::3000 ». Reproduit le 25/09/2026 sur Node.js v24.15.0. Node écrit « Error: listen EADDRINUSE: address already in use :::3000 » — exactement ce que la leçon 02 publiait correctement deux semaines plus tôt.]</w:t>
             </w:r>
           </w:p>
         </w:tc>
@@ -4884,7 +4895,7 @@
                 <w:sz w:val="20"/>
                 <w:szCs w:val="20"/>
               </w:rPr>
-              <w:t xml:space="preserve">TypeError [ERR_INVALID_URL]: Invalid URL</w:t>
+              <w:t xml:space="preserve">TypeError: Invalid URL</w:t>
             </w:r>
           </w:p>
         </w:tc>
@@ -4904,6 +4915,17 @@
                 <w:szCs w:val="20"/>
               </w:rPr>
               <w:t xml:space="preserve">new URL() reçu une URL relative sans base</w:t>
+            </w:r>
+            <w:r>
+              <w:rPr>
+                <w:rFonts w:ascii="Times New Roman" w:cs="Times New Roman" w:eastAsia="Times New Roman" w:hAnsi="Times New Roman"/>
+                <w:i/>
+                <w:iCs/>
+                <w:color w:val="6B7280"/>
+                <w:sz w:val="20"/>
+                <w:szCs w:val="20"/>
+              </w:rPr>
+              <w:t xml:space="preserve"> [Corrigé le 25/09/2026 : le symptôme était écrit « TypeError [ERR_INVALID_URL]: Invalid URL ». Reproduit le 25/09/2026 sur Node.js v24.15.0. La première ligne imprimée est « TypeError: Invalid URL » tout court : le code ERR_INVALID_URL est une PROPRIÉTÉ de l'objet d'erreur (e.code), affichée plus bas dans le bloc d'accolades, pas dans l'en-tête. Certaines erreurs de Node portent bien leur code dans l'en-tête — « TypeError [ERR_UNKNOWN_FILE_EXTENSION] », mesuré le même jour — celle-ci non.]</w:t>
             </w:r>
           </w:p>
         </w:tc>
@@ -5002,7 +5024,7 @@
                 <w:sz w:val="20"/>
                 <w:szCs w:val="20"/>
               </w:rPr>
-              <w:t xml:space="preserve">SyntaxError: Cannot use import statement</w:t>
+              <w:t xml:space="preserve">SyntaxError: Cannot use import statement outside a module</w:t>
             </w:r>
           </w:p>
         </w:tc>
@@ -5022,6 +5044,17 @@
                 <w:szCs w:val="20"/>
               </w:rPr>
               <w:t xml:space="preserve">Tentative d'import ESM dans un fichier CommonJS</w:t>
+            </w:r>
+            <w:r>
+              <w:rPr>
+                <w:rFonts w:ascii="Times New Roman" w:cs="Times New Roman" w:eastAsia="Times New Roman" w:hAnsi="Times New Roman"/>
+                <w:i/>
+                <w:iCs/>
+                <w:color w:val="6B7280"/>
+                <w:sz w:val="20"/>
+                <w:szCs w:val="20"/>
+              </w:rPr>
+              <w:t xml:space="preserve"> [Corrigé le 25/09/2026 : le symptôme s'arrêtait à « Cannot use import statement ». Reproduit le 25/09/2026 sur Node.js v24.15.0. La fin du message — « outside a module » — est ce qui dit POURQUOI, et c'est la même chaîne que la leçon 09 reproduira exactement le 25/09/2026.]</w:t>
             </w:r>
           </w:p>
         </w:tc>
@@ -5061,7 +5094,7 @@
                 <w:sz w:val="20"/>
                 <w:szCs w:val="20"/>
               </w:rPr>
-              <w:t xml:space="preserve">ReferenceError: require is not defined</w:t>
+              <w:t xml:space="preserve">ReferenceError: require is not defined in ES module scope, you can use import instead</w:t>
             </w:r>
           </w:p>
         </w:tc>
@@ -5081,6 +5114,17 @@
                 <w:szCs w:val="20"/>
               </w:rPr>
               <w:t xml:space="preserve">Fichier traité comme ESM (.mjs ou "type":"module")</w:t>
+            </w:r>
+            <w:r>
+              <w:rPr>
+                <w:rFonts w:ascii="Times New Roman" w:cs="Times New Roman" w:eastAsia="Times New Roman" w:hAnsi="Times New Roman"/>
+                <w:i/>
+                <w:iCs/>
+                <w:color w:val="6B7280"/>
+                <w:sz w:val="20"/>
+                <w:szCs w:val="20"/>
+              </w:rPr>
+              <w:t xml:space="preserve"> [Corrigé le 25/09/2026 : même troncature que dans la leçon 02, corrigée le même jour. Reproduit le 25/09/2026 sur Node.js v24.15.0. Node donne le remède dans le message.]</w:t>
             </w:r>
           </w:p>
         </w:tc>
@@ -6132,6 +6176,97 @@
           <w:szCs w:val="22"/>
         </w:rPr>
         <w:t xml:space="preserve">Un point de fragilité, signalé et non corrigé : « Le fichier fait 276 lignes ». Le chiffre est exact au 06/09/2026 — je l'ai compté — mais il est tiré du dépôt et n'est pas daté. Si scripts/serveur.js évolue en leçon 08, la phrase deviendra fausse sans que personne ne la touche. C'est le prolongement de la règle 10, étendue le 06/09/2026 aux sorties attendues des commandes ; elle vaut aussi pour les descriptions de fichiers.</w:t>
+      </w:r>
+    </w:p>
+    <w:p>
+      <w:pPr>
+        <w:spacing w:after="120" w:before="360" w:line="276"/>
+      </w:pPr>
+      <w:r>
+        <w:rPr>
+          <w:rFonts w:ascii="Times New Roman" w:cs="Times New Roman" w:eastAsia="Times New Roman" w:hAnsi="Times New Roman"/>
+          <w:b/>
+          <w:bCs/>
+          <w:color w:val="1F2937"/>
+          <w:sz w:val="22"/>
+          <w:szCs w:val="22"/>
+        </w:rPr>
+        <w:t xml:space="preserve">📝 Journal des corrections — 25 septembre 2026</w:t>
+      </w:r>
+    </w:p>
+    <w:p>
+      <w:pPr>
+        <w:spacing w:after="60" w:before="60" w:line="276"/>
+      </w:pPr>
+      <w:r>
+        <w:rPr>
+          <w:rFonts w:ascii="Times New Roman" w:cs="Times New Roman" w:eastAsia="Times New Roman" w:hAnsi="Times New Roman"/>
+          <w:b/>
+          <w:bCs/>
+          <w:color w:val="1F2937"/>
+          <w:sz w:val="22"/>
+          <w:szCs w:val="22"/>
+        </w:rPr>
+        <w:t xml:space="preserve">Les quatre symptômes du tableau des erreurs étaient tronqués ou mal formés.</w:t>
+      </w:r>
+      <w:r>
+        <w:rPr>
+          <w:rFonts w:ascii="Times New Roman" w:cs="Times New Roman" w:eastAsia="Times New Roman" w:hAnsi="Times New Roman"/>
+          <w:color w:val="1F2937"/>
+          <w:sz w:val="22"/>
+          <w:szCs w:val="22"/>
+        </w:rPr>
+        <w:t xml:space="preserve"> Reproduits le 25/09/2026 sur Node.js v24.15.0. ① « Error: listen EADDRINUSE :::3000 » perdait « : address already in use » — que la leçon 02 publiait correctement deux semaines plus tôt. ② « TypeError [ERR_INVALID_URL]: Invalid URL » : l'en-tête réel est « TypeError: Invalid URL », le code ERR_INVALID_URL n'étant qu'une propriété de l'objet (e.code) ; toutes les erreurs de Node ne portent pas leur code dans l'en-tête, et celle-ci ne le porte pas. ③ « SyntaxError: Cannot use import statement » perdait « outside a module ». ④ « ReferenceError: require is not defined » perdait « in ES module scope, you can use import instead », c'est-à-dire le remède.</w:t>
+      </w:r>
+    </w:p>
+    <w:p>
+      <w:pPr>
+        <w:spacing w:after="60" w:before="60" w:line="276"/>
+      </w:pPr>
+      <w:r>
+        <w:rPr>
+          <w:rFonts w:ascii="Times New Roman" w:cs="Times New Roman" w:eastAsia="Times New Roman" w:hAnsi="Times New Roman"/>
+          <w:b/>
+          <w:bCs/>
+          <w:color w:val="1F2937"/>
+          <w:sz w:val="22"/>
+          <w:szCs w:val="22"/>
+        </w:rPr>
+        <w:t xml:space="preserve">Les quatre causes, elles, étaient exactes.</w:t>
+      </w:r>
+      <w:r>
+        <w:rPr>
+          <w:rFonts w:ascii="Times New Roman" w:cs="Times New Roman" w:eastAsia="Times New Roman" w:hAnsi="Times New Roman"/>
+          <w:color w:val="1F2937"/>
+          <w:sz w:val="22"/>
+          <w:szCs w:val="22"/>
+        </w:rPr>
+        <w:t xml:space="preserve"> Port occupé, new URL() sans base, import ESM dans un fichier CommonJS, fichier traité comme ESM : aucune n'a été touchée. Le défaut est entièrement dans la recopie des messages — ce qui est la forme la plus difficile à repérer à la relecture, puisque la ligne a l'air juste.</w:t>
+      </w:r>
+    </w:p>
+    <w:p>
+      <w:pPr>
+        <w:spacing w:after="60" w:before="60" w:line="276"/>
+      </w:pPr>
+      <w:r>
+        <w:rPr>
+          <w:rFonts w:ascii="Times New Roman" w:cs="Times New Roman" w:eastAsia="Times New Roman" w:hAnsi="Times New Roman"/>
+          <w:b/>
+          <w:bCs/>
+          <w:color w:val="1F2937"/>
+          <w:sz w:val="22"/>
+          <w:szCs w:val="22"/>
+        </w:rPr>
+        <w:t xml:space="preserve">Ce qui a été relu et n'a pas bougé.</w:t>
+      </w:r>
+      <w:r>
+        <w:rPr>
+          <w:rFonts w:ascii="Times New Roman" w:cs="Times New Roman" w:eastAsia="Times New Roman" w:hAnsi="Times New Roman"/>
+          <w:color w:val="1F2937"/>
+          <w:sz w:val="22"/>
+          <w:szCs w:val="22"/>
+        </w:rPr>
+        <w:t xml:space="preserve"> Les corrections des 21/08, 06/09 et 11/09/2026 tiennent, y compris le point de fragilité signalé alors : « Le fichier fait 276 lignes » — vérifié, scripts/serveur.js a changé depuis et le chiffre est daté dans le document. Cette passe ne porte que sur les quatre messages.</w:t>
       </w:r>
     </w:p>
     <w:sectPr>

--- a/livrables/lecons/appli-ia/2026-08-21_lecon-appli-ia_04_donnees-reelles-api-fichiers.docx
+++ b/livrables/lecons/appli-ia/2026-08-21_lecon-appli-ia_04_donnees-reelles-api-fichiers.docx
@@ -4965,7 +4965,7 @@
                 <w:sz w:val="20"/>
                 <w:szCs w:val="20"/>
               </w:rPr>
-              <w:t xml:space="preserve">ENOENT: no such file or directory</w:t>
+              <w:t xml:space="preserve">Error: ENOENT: no such file or directory, scandir '/…/livrables/lecons'</w:t>
             </w:r>
           </w:p>
         </w:tc>
@@ -4985,6 +4985,17 @@
                 <w:szCs w:val="20"/>
               </w:rPr>
               <w:t xml:space="preserve">Chemin vers un dossier de livrables incorrect</w:t>
+            </w:r>
+            <w:r>
+              <w:rPr>
+                <w:rFonts w:ascii="Times New Roman" w:cs="Times New Roman" w:eastAsia="Times New Roman" w:hAnsi="Times New Roman"/>
+                <w:i/>
+                <w:iCs/>
+                <w:color w:val="6B7280"/>
+                <w:sz w:val="20"/>
+                <w:szCs w:val="20"/>
+              </w:rPr>
+              <w:t xml:space="preserve"> [Corrigé le 25/09/2026 : le symptôme était écrit « ENOENT: no such file or directory », sans son préfixe « Error: » ni la fin de la ligne. Reproduit le 25/09/2026 : readdirSync sur un dossier absent rend « Error: ENOENT: no such file or directory, scandir '/tmp/nexistepas_xyz' » — Node nomme l'APPEL SYSTÈME (scandir pour un dossier, open pour un fichier) et le CHEMIN exact, c'est-à-dire les deux informations qui disent quoi corriger.]</w:t>
             </w:r>
           </w:p>
         </w:tc>
@@ -5202,6 +5213,17 @@
           <w:szCs w:val="22"/>
         </w:rPr>
         <w:t xml:space="preserve">•  ☐ node scripts/serveur.js → le terminal affiche : Portail Livrables démarré → http://localhost:3000</w:t>
+      </w:r>
+      <w:r>
+        <w:rPr>
+          <w:rFonts w:ascii="Times New Roman" w:cs="Times New Roman" w:eastAsia="Times New Roman" w:hAnsi="Times New Roman"/>
+          <w:i/>
+          <w:iCs/>
+          <w:color w:val="6B7280"/>
+          <w:sz w:val="20"/>
+          <w:szCs w:val="20"/>
+        </w:rPr>
+        <w:t xml:space="preserve"> [Vérifié le 25/09/2026 : cette ligne est exacte — scripts/serveur.js imprime bien « Portail Livrables démarré → http://localhost:3000 », au commit de cette leçon comme aujourd'hui. La leçon 06, deux semaines plus tard, annoncera « Serveur démarré sur … », qui n'a jamais été imprimé, et il a fallu la corriger.]</w:t>
       </w:r>
     </w:p>
     <w:p>
@@ -6267,6 +6289,72 @@
           <w:szCs w:val="22"/>
         </w:rPr>
         <w:t xml:space="preserve"> Les corrections des 21/08, 06/09 et 11/09/2026 tiennent, y compris le point de fragilité signalé alors : « Le fichier fait 276 lignes » — vérifié, scripts/serveur.js a changé depuis et le chiffre est daté dans le document. Cette passe ne porte que sur les quatre messages.</w:t>
+      </w:r>
+    </w:p>
+    <w:p>
+      <w:pPr>
+        <w:spacing w:after="120" w:before="360" w:line="276"/>
+      </w:pPr>
+      <w:r>
+        <w:rPr>
+          <w:rFonts w:ascii="Times New Roman" w:cs="Times New Roman" w:eastAsia="Times New Roman" w:hAnsi="Times New Roman"/>
+          <w:b/>
+          <w:bCs/>
+          <w:color w:val="1F2937"/>
+          <w:sz w:val="22"/>
+          <w:szCs w:val="22"/>
+        </w:rPr>
+        <w:t xml:space="preserve">📝 Journal des corrections — 25 septembre 2026</w:t>
+      </w:r>
+    </w:p>
+    <w:p>
+      <w:pPr>
+        <w:spacing w:after="60" w:before="60" w:line="276"/>
+      </w:pPr>
+      <w:r>
+        <w:rPr>
+          <w:rFonts w:ascii="Times New Roman" w:cs="Times New Roman" w:eastAsia="Times New Roman" w:hAnsi="Times New Roman"/>
+          <w:b/>
+          <w:bCs/>
+          <w:color w:val="1F2937"/>
+          <w:sz w:val="22"/>
+          <w:szCs w:val="22"/>
+        </w:rPr>
+        <w:t xml:space="preserve">Le cinquième message du tableau perdait son préfixe et sa fin.</w:t>
+      </w:r>
+      <w:r>
+        <w:rPr>
+          <w:rFonts w:ascii="Times New Roman" w:cs="Times New Roman" w:eastAsia="Times New Roman" w:hAnsi="Times New Roman"/>
+          <w:color w:val="1F2937"/>
+          <w:sz w:val="22"/>
+          <w:szCs w:val="22"/>
+        </w:rPr>
+        <w:t xml:space="preserve"> « ENOENT: no such file or directory » : reproduit le 25/09/2026, readdirSync sur un dossier absent rend « Error: ENOENT: no such file or directory, scandir '/tmp/nexistepas_xyz' ». Node nomme l'appel système — scandir pour un dossier, open pour un fichier — et le chemin exact : les deux seules informations qui disent quoi corriger, et les deux qui manquaient. Les quatre autres lignes de ce tableau ont été corrigées le 25/09/2026 au matin ; celle-ci était hors de portée du motif d'alors.</w:t>
+      </w:r>
+    </w:p>
+    <w:p>
+      <w:pPr>
+        <w:spacing w:after="60" w:before="60" w:line="276"/>
+      </w:pPr>
+      <w:r>
+        <w:rPr>
+          <w:rFonts w:ascii="Times New Roman" w:cs="Times New Roman" w:eastAsia="Times New Roman" w:hAnsi="Times New Roman"/>
+          <w:b/>
+          <w:bCs/>
+          <w:color w:val="1F2937"/>
+          <w:sz w:val="22"/>
+          <w:szCs w:val="22"/>
+        </w:rPr>
+        <w:t xml:space="preserve">Et la sortie de démarrage annoncée par cette leçon est, elle, exacte.</w:t>
+      </w:r>
+      <w:r>
+        <w:rPr>
+          <w:rFonts w:ascii="Times New Roman" w:cs="Times New Roman" w:eastAsia="Times New Roman" w:hAnsi="Times New Roman"/>
+          <w:color w:val="1F2937"/>
+          <w:sz w:val="22"/>
+          <w:szCs w:val="22"/>
+        </w:rPr>
+        <w:t xml:space="preserve"> « node scripts/serveur.js → le terminal affiche : Portail Livrables démarré → http://localhost:3000 » — vérifié le 25/09/2026 au commit de cette leçon comme sur le fichier courant. C'est la leçon 06, deux semaines plus tard, qui annoncera « Serveur démarré sur … » sans que rien ne l'imprime jamais. Une leçon peut désapprendre ce qu'une autre avait mesuré.</w:t>
       </w:r>
     </w:p>
     <w:sectPr>
